--- a/img/camiseta/camiseta_5/imprimir_lamina_para_sublimar.docx
+++ b/img/camiseta/camiseta_5/imprimir_lamina_para_sublimar.docx
@@ -6,7 +6,7 @@
       <w:r>
         <w:drawing>
           <wp:inline xmlns:a="http://schemas.openxmlformats.org/drawingml/2006/main" xmlns:pic="http://schemas.openxmlformats.org/drawingml/2006/picture">
-            <wp:extent cx="7200900" cy="6885861"/>
+            <wp:extent cx="7200900" cy="6890170"/>
             <wp:docPr id="1" name="Picture 1"/>
             <wp:cNvGraphicFramePr>
               <a:graphicFrameLocks noChangeAspect="1"/>
@@ -15,7 +15,7 @@
               <a:graphicData uri="http://schemas.openxmlformats.org/drawingml/2006/picture">
                 <pic:pic>
                   <pic:nvPicPr>
-                    <pic:cNvPr id="0" name="lamina_frontal_camiseta_5.jpeg"/>
+                    <pic:cNvPr id="0" name="lamina_frontal_1774374900639.png"/>
                     <pic:cNvPicPr/>
                   </pic:nvPicPr>
                   <pic:blipFill>
@@ -27,7 +27,7 @@
                   <pic:spPr>
                     <a:xfrm>
                       <a:off x="0" y="0"/>
-                      <a:ext cx="7200900" cy="6885861"/>
+                      <a:ext cx="7200900" cy="6890170"/>
                     </a:xfrm>
                     <a:prstGeom prst="rect"/>
                   </pic:spPr>
@@ -52,11 +52,11 @@
               <a:graphicData uri="http://schemas.openxmlformats.org/drawingml/2006/picture">
                 <pic:pic>
                   <pic:nvPicPr>
-                    <pic:cNvPr id="0" name="lamina_frontal_camiseta_5.jpeg"/>
+                    <pic:cNvPr id="0" name="lamina_espaldar_camiseta_5.jpeg"/>
                     <pic:cNvPicPr/>
                   </pic:nvPicPr>
                   <pic:blipFill>
-                    <a:blip r:embed="rId9"/>
+                    <a:blip r:embed="rId10"/>
                     <a:stretch>
                       <a:fillRect/>
                     </a:stretch>

--- a/img/camiseta/camiseta_5/imprimir_lamina_para_sublimar.docx
+++ b/img/camiseta/camiseta_5/imprimir_lamina_para_sublimar.docx
@@ -15,7 +15,7 @@
               <a:graphicData uri="http://schemas.openxmlformats.org/drawingml/2006/picture">
                 <pic:pic>
                   <pic:nvPicPr>
-                    <pic:cNvPr id="0" name="lamina_frontal_1774374900639.png"/>
+                    <pic:cNvPr id="0" name="lamina_frontal_1774374953456.png"/>
                     <pic:cNvPicPr/>
                   </pic:nvPicPr>
                   <pic:blipFill>
@@ -43,7 +43,7 @@
       <w:r>
         <w:drawing>
           <wp:inline xmlns:a="http://schemas.openxmlformats.org/drawingml/2006/main" xmlns:pic="http://schemas.openxmlformats.org/drawingml/2006/picture">
-            <wp:extent cx="7200900" cy="6885861"/>
+            <wp:extent cx="7200900" cy="6890170"/>
             <wp:docPr id="2" name="Picture 2"/>
             <wp:cNvGraphicFramePr>
               <a:graphicFrameLocks noChangeAspect="1"/>
@@ -52,11 +52,11 @@
               <a:graphicData uri="http://schemas.openxmlformats.org/drawingml/2006/picture">
                 <pic:pic>
                   <pic:nvPicPr>
-                    <pic:cNvPr id="0" name="lamina_espaldar_camiseta_5.jpeg"/>
+                    <pic:cNvPr id="0" name="lamina_frontal_1774374953456.png"/>
                     <pic:cNvPicPr/>
                   </pic:nvPicPr>
                   <pic:blipFill>
-                    <a:blip r:embed="rId10"/>
+                    <a:blip r:embed="rId9"/>
                     <a:stretch>
                       <a:fillRect/>
                     </a:stretch>
@@ -64,7 +64,7 @@
                   <pic:spPr>
                     <a:xfrm>
                       <a:off x="0" y="0"/>
-                      <a:ext cx="7200900" cy="6885861"/>
+                      <a:ext cx="7200900" cy="6890170"/>
                     </a:xfrm>
                     <a:prstGeom prst="rect"/>
                   </pic:spPr>

--- a/img/camiseta/camiseta_5/imprimir_lamina_para_sublimar.docx
+++ b/img/camiseta/camiseta_5/imprimir_lamina_para_sublimar.docx
@@ -6,7 +6,7 @@
       <w:r>
         <w:drawing>
           <wp:inline xmlns:a="http://schemas.openxmlformats.org/drawingml/2006/main" xmlns:pic="http://schemas.openxmlformats.org/drawingml/2006/picture">
-            <wp:extent cx="7200900" cy="6890170"/>
+            <wp:extent cx="7200900" cy="6890466"/>
             <wp:docPr id="1" name="Picture 1"/>
             <wp:cNvGraphicFramePr>
               <a:graphicFrameLocks noChangeAspect="1"/>
@@ -15,7 +15,7 @@
               <a:graphicData uri="http://schemas.openxmlformats.org/drawingml/2006/picture">
                 <pic:pic>
                   <pic:nvPicPr>
-                    <pic:cNvPr id="0" name="lamina_frontal_1774374953456.png"/>
+                    <pic:cNvPr id="0" name="lamina_espaldar_1774376028011.png"/>
                     <pic:cNvPicPr/>
                   </pic:nvPicPr>
                   <pic:blipFill>
@@ -27,7 +27,7 @@
                   <pic:spPr>
                     <a:xfrm>
                       <a:off x="0" y="0"/>
-                      <a:ext cx="7200900" cy="6890170"/>
+                      <a:ext cx="7200900" cy="6890466"/>
                     </a:xfrm>
                     <a:prstGeom prst="rect"/>
                   </pic:spPr>
@@ -43,7 +43,7 @@
       <w:r>
         <w:drawing>
           <wp:inline xmlns:a="http://schemas.openxmlformats.org/drawingml/2006/main" xmlns:pic="http://schemas.openxmlformats.org/drawingml/2006/picture">
-            <wp:extent cx="7200900" cy="6890170"/>
+            <wp:extent cx="7200900" cy="6890466"/>
             <wp:docPr id="2" name="Picture 2"/>
             <wp:cNvGraphicFramePr>
               <a:graphicFrameLocks noChangeAspect="1"/>
@@ -52,7 +52,7 @@
               <a:graphicData uri="http://schemas.openxmlformats.org/drawingml/2006/picture">
                 <pic:pic>
                   <pic:nvPicPr>
-                    <pic:cNvPr id="0" name="lamina_frontal_1774374953456.png"/>
+                    <pic:cNvPr id="0" name="lamina_espaldar_1774376028011.png"/>
                     <pic:cNvPicPr/>
                   </pic:nvPicPr>
                   <pic:blipFill>
@@ -64,7 +64,7 @@
                   <pic:spPr>
                     <a:xfrm>
                       <a:off x="0" y="0"/>
-                      <a:ext cx="7200900" cy="6890170"/>
+                      <a:ext cx="7200900" cy="6890466"/>
                     </a:xfrm>
                     <a:prstGeom prst="rect"/>
                   </pic:spPr>

--- a/img/camiseta/camiseta_5/imprimir_lamina_para_sublimar.docx
+++ b/img/camiseta/camiseta_5/imprimir_lamina_para_sublimar.docx
@@ -15,7 +15,7 @@
               <a:graphicData uri="http://schemas.openxmlformats.org/drawingml/2006/picture">
                 <pic:pic>
                   <pic:nvPicPr>
-                    <pic:cNvPr id="0" name="lamina_espaldar_1774376028011.png"/>
+                    <pic:cNvPr id="0" name="lamina_frontal_1774376028011.png"/>
                     <pic:cNvPicPr/>
                   </pic:nvPicPr>
                   <pic:blipFill>
@@ -52,7 +52,7 @@
               <a:graphicData uri="http://schemas.openxmlformats.org/drawingml/2006/picture">
                 <pic:pic>
                   <pic:nvPicPr>
-                    <pic:cNvPr id="0" name="lamina_espaldar_1774376028011.png"/>
+                    <pic:cNvPr id="0" name="lamina_frontal_1774376028011.png"/>
                     <pic:cNvPicPr/>
                   </pic:nvPicPr>
                   <pic:blipFill>

--- a/img/camiseta/camiseta_5/imprimir_lamina_para_sublimar.docx
+++ b/img/camiseta/camiseta_5/imprimir_lamina_para_sublimar.docx
@@ -15,7 +15,7 @@
               <a:graphicData uri="http://schemas.openxmlformats.org/drawingml/2006/picture">
                 <pic:pic>
                   <pic:nvPicPr>
-                    <pic:cNvPr id="0" name="lamina_frontal_1774376028011.png"/>
+                    <pic:cNvPr id="0" name="lamina_espaldar_1774376028011.png"/>
                     <pic:cNvPicPr/>
                   </pic:nvPicPr>
                   <pic:blipFill>
@@ -52,7 +52,7 @@
               <a:graphicData uri="http://schemas.openxmlformats.org/drawingml/2006/picture">
                 <pic:pic>
                   <pic:nvPicPr>
-                    <pic:cNvPr id="0" name="lamina_frontal_1774376028011.png"/>
+                    <pic:cNvPr id="0" name="lamina_espaldar_1774376028011.png"/>
                     <pic:cNvPicPr/>
                   </pic:nvPicPr>
                   <pic:blipFill>
